--- a/gam-model-results-table.docx
+++ b/gam-model-results-table.docx
@@ -5,26 +5,28 @@
     <w:tbl>
       <w:tblPr>
         <w:tblStyle w:val="Table"/>
-        <w:tblW w:type="pct" w:w="4778"/>
+        <w:tblW w:type="pct" w:w="4775"/>
         <w:tblLayout w:type="fixed"/>
         <w:tblLook w:firstRow="1" w:lastRow="0" w:firstColumn="0" w:lastColumn="0" w:noHBand="0" w:noVBand="0" w:val="0020"/>
       </w:tblPr>
       <w:tblGrid>
-        <w:gridCol w:w="378"/>
-        <w:gridCol w:w="540"/>
-        <w:gridCol w:w="486"/>
-        <w:gridCol w:w="540"/>
-        <w:gridCol w:w="486"/>
-        <w:gridCol w:w="540"/>
-        <w:gridCol w:w="486"/>
-        <w:gridCol w:w="540"/>
-        <w:gridCol w:w="486"/>
-        <w:gridCol w:w="540"/>
-        <w:gridCol w:w="486"/>
-        <w:gridCol w:w="540"/>
-        <w:gridCol w:w="486"/>
-        <w:gridCol w:w="540"/>
-        <w:gridCol w:w="486"/>
+        <w:gridCol w:w="332"/>
+        <w:gridCol w:w="475"/>
+        <w:gridCol w:w="428"/>
+        <w:gridCol w:w="475"/>
+        <w:gridCol w:w="428"/>
+        <w:gridCol w:w="475"/>
+        <w:gridCol w:w="428"/>
+        <w:gridCol w:w="475"/>
+        <w:gridCol w:w="428"/>
+        <w:gridCol w:w="475"/>
+        <w:gridCol w:w="428"/>
+        <w:gridCol w:w="475"/>
+        <w:gridCol w:w="428"/>
+        <w:gridCol w:w="475"/>
+        <w:gridCol w:w="428"/>
+        <w:gridCol w:w="475"/>
+        <w:gridCol w:w="428"/>
       </w:tblGrid>
       <w:tr>
         <w:trPr>
@@ -43,7 +45,6 @@
           <w:p>
             <w:pPr>
               <w:pStyle w:val="Compact"/>
-              <w:jc w:val="left"/>
             </w:pPr>
             <w:r>
               <w:t xml:space="preserve">m1_alldata.spring</w:t>
@@ -55,7 +56,6 @@
           <w:p>
             <w:pPr>
               <w:pStyle w:val="Compact"/>
-              <w:jc w:val="left"/>
             </w:pPr>
             <w:r>
               <w:t xml:space="preserve">m1_alldata.fall</w:t>
@@ -67,7 +67,6 @@
           <w:p>
             <w:pPr>
               <w:pStyle w:val="Compact"/>
-              <w:jc w:val="left"/>
             </w:pPr>
             <w:r>
               <w:t xml:space="preserve">m2_alldata.spring</w:t>
@@ -79,7 +78,6 @@
           <w:p>
             <w:pPr>
               <w:pStyle w:val="Compact"/>
-              <w:jc w:val="left"/>
             </w:pPr>
             <w:r>
               <w:t xml:space="preserve">m2_alldata.fall</w:t>
@@ -91,7 +89,6 @@
           <w:p>
             <w:pPr>
               <w:pStyle w:val="Compact"/>
-              <w:jc w:val="left"/>
             </w:pPr>
             <w:r>
               <w:t xml:space="preserve">m3_alldata.spring</w:t>
@@ -103,7 +100,6 @@
           <w:p>
             <w:pPr>
               <w:pStyle w:val="Compact"/>
-              <w:jc w:val="left"/>
             </w:pPr>
             <w:r>
               <w:t xml:space="preserve">m3_alldata.fall</w:t>
@@ -115,7 +111,6 @@
           <w:p>
             <w:pPr>
               <w:pStyle w:val="Compact"/>
-              <w:jc w:val="left"/>
             </w:pPr>
             <w:r>
               <w:t xml:space="preserve">m4_alldata.spring</w:t>
@@ -127,7 +122,6 @@
           <w:p>
             <w:pPr>
               <w:pStyle w:val="Compact"/>
-              <w:jc w:val="left"/>
             </w:pPr>
             <w:r>
               <w:t xml:space="preserve">m4_alldata.fall</w:t>
@@ -139,7 +133,6 @@
           <w:p>
             <w:pPr>
               <w:pStyle w:val="Compact"/>
-              <w:jc w:val="left"/>
             </w:pPr>
             <w:r>
               <w:t xml:space="preserve">m5_alldata.spring</w:t>
@@ -151,7 +144,6 @@
           <w:p>
             <w:pPr>
               <w:pStyle w:val="Compact"/>
-              <w:jc w:val="left"/>
             </w:pPr>
             <w:r>
               <w:t xml:space="preserve">m5_alldata.fall</w:t>
@@ -163,7 +155,6 @@
           <w:p>
             <w:pPr>
               <w:pStyle w:val="Compact"/>
-              <w:jc w:val="left"/>
             </w:pPr>
             <w:r>
               <w:t xml:space="preserve">m6_alldata.spring</w:t>
@@ -175,7 +166,6 @@
           <w:p>
             <w:pPr>
               <w:pStyle w:val="Compact"/>
-              <w:jc w:val="left"/>
             </w:pPr>
             <w:r>
               <w:t xml:space="preserve">m6_alldata.fall</w:t>
@@ -187,7 +177,6 @@
           <w:p>
             <w:pPr>
               <w:pStyle w:val="Compact"/>
-              <w:jc w:val="left"/>
             </w:pPr>
             <w:r>
               <w:t xml:space="preserve">m7_alldata.spring</w:t>
@@ -199,10 +188,31 @@
           <w:p>
             <w:pPr>
               <w:pStyle w:val="Compact"/>
-              <w:jc w:val="left"/>
             </w:pPr>
             <w:r>
               <w:t xml:space="preserve">m7_alldata.fall</w:t>
+            </w:r>
+          </w:p>
+        </w:tc>
+        <w:tc>
+          <w:tcPr/>
+          <w:p>
+            <w:pPr>
+              <w:pStyle w:val="Compact"/>
+            </w:pPr>
+            <w:r>
+              <w:t xml:space="preserve">m8_alldata.spring</w:t>
+            </w:r>
+          </w:p>
+        </w:tc>
+        <w:tc>
+          <w:tcPr/>
+          <w:p>
+            <w:pPr>
+              <w:pStyle w:val="Compact"/>
+            </w:pPr>
+            <w:r>
+              <w:t xml:space="preserve">m8_alldata.fall</w:t>
             </w:r>
           </w:p>
         </w:tc>
@@ -213,7 +223,6 @@
           <w:p>
             <w:pPr>
               <w:pStyle w:val="Compact"/>
-              <w:jc w:val="left"/>
             </w:pPr>
             <w:r>
               <w:t xml:space="preserve">(Intercept)</w:t>
@@ -225,7 +234,6 @@
           <w:p>
             <w:pPr>
               <w:pStyle w:val="Compact"/>
-              <w:jc w:val="left"/>
             </w:pPr>
             <w:r>
               <w:t xml:space="preserve">-1.802</w:t>
@@ -237,7 +245,6 @@
           <w:p>
             <w:pPr>
               <w:pStyle w:val="Compact"/>
-              <w:jc w:val="left"/>
             </w:pPr>
             <w:r>
               <w:t xml:space="preserve">-1.505</w:t>
@@ -249,7 +256,6 @@
           <w:p>
             <w:pPr>
               <w:pStyle w:val="Compact"/>
-              <w:jc w:val="left"/>
             </w:pPr>
             <w:r>
               <w:t xml:space="preserve">-1262.254</w:t>
@@ -261,7 +267,6 @@
           <w:p>
             <w:pPr>
               <w:pStyle w:val="Compact"/>
-              <w:jc w:val="left"/>
             </w:pPr>
             <w:r>
               <w:t xml:space="preserve">-2.986</w:t>
@@ -273,7 +278,6 @@
           <w:p>
             <w:pPr>
               <w:pStyle w:val="Compact"/>
-              <w:jc w:val="left"/>
             </w:pPr>
             <w:r>
               <w:t xml:space="preserve">-879.130</w:t>
@@ -285,7 +289,6 @@
           <w:p>
             <w:pPr>
               <w:pStyle w:val="Compact"/>
-              <w:jc w:val="left"/>
             </w:pPr>
             <w:r>
               <w:t xml:space="preserve">-1.727</w:t>
@@ -297,7 +300,6 @@
           <w:p>
             <w:pPr>
               <w:pStyle w:val="Compact"/>
-              <w:jc w:val="left"/>
             </w:pPr>
             <w:r>
               <w:t xml:space="preserve">-809.749</w:t>
@@ -309,7 +311,6 @@
           <w:p>
             <w:pPr>
               <w:pStyle w:val="Compact"/>
-              <w:jc w:val="left"/>
             </w:pPr>
             <w:r>
               <w:t xml:space="preserve">-1.872</w:t>
@@ -321,7 +322,6 @@
           <w:p>
             <w:pPr>
               <w:pStyle w:val="Compact"/>
-              <w:jc w:val="left"/>
             </w:pPr>
             <w:r>
               <w:t xml:space="preserve">-878.634</w:t>
@@ -333,7 +333,6 @@
           <w:p>
             <w:pPr>
               <w:pStyle w:val="Compact"/>
-              <w:jc w:val="left"/>
             </w:pPr>
             <w:r>
               <w:t xml:space="preserve">-1.854</w:t>
@@ -345,7 +344,6 @@
           <w:p>
             <w:pPr>
               <w:pStyle w:val="Compact"/>
-              <w:jc w:val="left"/>
             </w:pPr>
             <w:r>
               <w:t xml:space="preserve">-1097.477</w:t>
@@ -357,7 +355,6 @@
           <w:p>
             <w:pPr>
               <w:pStyle w:val="Compact"/>
-              <w:jc w:val="left"/>
             </w:pPr>
             <w:r>
               <w:t xml:space="preserve">0.717</w:t>
@@ -369,7 +366,28 @@
           <w:p>
             <w:pPr>
               <w:pStyle w:val="Compact"/>
-              <w:jc w:val="left"/>
+            </w:pPr>
+            <w:r>
+              <w:t xml:space="preserve">-4.264</w:t>
+            </w:r>
+          </w:p>
+        </w:tc>
+        <w:tc>
+          <w:tcPr/>
+          <w:p>
+            <w:pPr>
+              <w:pStyle w:val="Compact"/>
+            </w:pPr>
+            <w:r>
+              <w:t xml:space="preserve">0.562</w:t>
+            </w:r>
+          </w:p>
+        </w:tc>
+        <w:tc>
+          <w:tcPr/>
+          <w:p>
+            <w:pPr>
+              <w:pStyle w:val="Compact"/>
             </w:pPr>
             <w:r>
               <w:t xml:space="preserve">-969.048</w:t>
@@ -381,7 +399,6 @@
           <w:p>
             <w:pPr>
               <w:pStyle w:val="Compact"/>
-              <w:jc w:val="left"/>
             </w:pPr>
             <w:r>
               <w:t xml:space="preserve">0.310</w:t>
@@ -403,7 +420,6 @@
           <w:p>
             <w:pPr>
               <w:pStyle w:val="Compact"/>
-              <w:jc w:val="left"/>
             </w:pPr>
             <w:r>
               <w:t xml:space="preserve">(0.472)</w:t>
@@ -415,7 +431,6 @@
           <w:p>
             <w:pPr>
               <w:pStyle w:val="Compact"/>
-              <w:jc w:val="left"/>
             </w:pPr>
             <w:r>
               <w:t xml:space="preserve">(0.535)</w:t>
@@ -427,7 +442,6 @@
           <w:p>
             <w:pPr>
               <w:pStyle w:val="Compact"/>
-              <w:jc w:val="left"/>
             </w:pPr>
             <w:r>
               <w:t xml:space="preserve">(1180451.181)</w:t>
@@ -439,7 +453,6 @@
           <w:p>
             <w:pPr>
               <w:pStyle w:val="Compact"/>
-              <w:jc w:val="left"/>
             </w:pPr>
             <w:r>
               <w:t xml:space="preserve">(0.564)</w:t>
@@ -451,7 +464,6 @@
           <w:p>
             <w:pPr>
               <w:pStyle w:val="Compact"/>
-              <w:jc w:val="left"/>
             </w:pPr>
             <w:r>
               <w:t xml:space="preserve">(1263581.961)</w:t>
@@ -463,7 +475,6 @@
           <w:p>
             <w:pPr>
               <w:pStyle w:val="Compact"/>
-              <w:jc w:val="left"/>
             </w:pPr>
             <w:r>
               <w:t xml:space="preserve">(0.596)</w:t>
@@ -475,7 +486,6 @@
           <w:p>
             <w:pPr>
               <w:pStyle w:val="Compact"/>
-              <w:jc w:val="left"/>
             </w:pPr>
             <w:r>
               <w:t xml:space="preserve">(1181603.641)</w:t>
@@ -487,7 +497,6 @@
           <w:p>
             <w:pPr>
               <w:pStyle w:val="Compact"/>
-              <w:jc w:val="left"/>
             </w:pPr>
             <w:r>
               <w:t xml:space="preserve">(0.502)</w:t>
@@ -499,7 +508,6 @@
           <w:p>
             <w:pPr>
               <w:pStyle w:val="Compact"/>
-              <w:jc w:val="left"/>
             </w:pPr>
             <w:r>
               <w:t xml:space="preserve">(1242712.741)</w:t>
@@ -511,7 +519,6 @@
           <w:p>
             <w:pPr>
               <w:pStyle w:val="Compact"/>
-              <w:jc w:val="left"/>
             </w:pPr>
             <w:r>
               <w:t xml:space="preserve">(0.501)</w:t>
@@ -523,7 +530,6 @@
           <w:p>
             <w:pPr>
               <w:pStyle w:val="Compact"/>
-              <w:jc w:val="left"/>
             </w:pPr>
             <w:r>
               <w:t xml:space="preserve">(1265668.676)</w:t>
@@ -535,7 +541,6 @@
           <w:p>
             <w:pPr>
               <w:pStyle w:val="Compact"/>
-              <w:jc w:val="left"/>
             </w:pPr>
             <w:r>
               <w:t xml:space="preserve">(0.537)</w:t>
@@ -547,7 +552,28 @@
           <w:p>
             <w:pPr>
               <w:pStyle w:val="Compact"/>
-              <w:jc w:val="left"/>
+            </w:pPr>
+            <w:r>
+              <w:t xml:space="preserve">(1.049)</w:t>
+            </w:r>
+          </w:p>
+        </w:tc>
+        <w:tc>
+          <w:tcPr/>
+          <w:p>
+            <w:pPr>
+              <w:pStyle w:val="Compact"/>
+            </w:pPr>
+            <w:r>
+              <w:t xml:space="preserve">(0.513)</w:t>
+            </w:r>
+          </w:p>
+        </w:tc>
+        <w:tc>
+          <w:tcPr/>
+          <w:p>
+            <w:pPr>
+              <w:pStyle w:val="Compact"/>
             </w:pPr>
             <w:r>
               <w:t xml:space="preserve">(1265668.676)</w:t>
@@ -559,7 +585,6 @@
           <w:p>
             <w:pPr>
               <w:pStyle w:val="Compact"/>
-              <w:jc w:val="left"/>
             </w:pPr>
             <w:r>
               <w:t xml:space="preserve">(0.532)</w:t>
@@ -573,7 +598,6 @@
           <w:p>
             <w:pPr>
               <w:pStyle w:val="Compact"/>
-              <w:jc w:val="left"/>
             </w:pPr>
             <w:r>
               <w:t xml:space="preserve">StateMA</w:t>
@@ -601,7 +625,6 @@
           <w:p>
             <w:pPr>
               <w:pStyle w:val="Compact"/>
-              <w:jc w:val="left"/>
             </w:pPr>
             <w:r>
               <w:t xml:space="preserve">1250.585</w:t>
@@ -613,7 +636,6 @@
           <w:p>
             <w:pPr>
               <w:pStyle w:val="Compact"/>
-              <w:jc w:val="left"/>
             </w:pPr>
             <w:r>
               <w:t xml:space="preserve">-2.424</w:t>
@@ -625,7 +647,6 @@
           <w:p>
             <w:pPr>
               <w:pStyle w:val="Compact"/>
-              <w:jc w:val="left"/>
             </w:pPr>
             <w:r>
               <w:t xml:space="preserve">867.557</w:t>
@@ -637,7 +658,6 @@
           <w:p>
             <w:pPr>
               <w:pStyle w:val="Compact"/>
-              <w:jc w:val="left"/>
             </w:pPr>
             <w:r>
               <w:t xml:space="preserve">-3.989</w:t>
@@ -649,7 +669,6 @@
           <w:p>
             <w:pPr>
               <w:pStyle w:val="Compact"/>
-              <w:jc w:val="left"/>
             </w:pPr>
             <w:r>
               <w:t xml:space="preserve">797.984</w:t>
@@ -661,7 +680,6 @@
           <w:p>
             <w:pPr>
               <w:pStyle w:val="Compact"/>
-              <w:jc w:val="left"/>
             </w:pPr>
             <w:r>
               <w:t xml:space="preserve">-3.066</w:t>
@@ -673,7 +691,6 @@
           <w:p>
             <w:pPr>
               <w:pStyle w:val="Compact"/>
-              <w:jc w:val="left"/>
             </w:pPr>
             <w:r>
               <w:t xml:space="preserve">867.581</w:t>
@@ -685,7 +702,6 @@
           <w:p>
             <w:pPr>
               <w:pStyle w:val="Compact"/>
-              <w:jc w:val="left"/>
             </w:pPr>
             <w:r>
               <w:t xml:space="preserve">-2.972</w:t>
@@ -697,7 +713,6 @@
           <w:p>
             <w:pPr>
               <w:pStyle w:val="Compact"/>
-              <w:jc w:val="left"/>
             </w:pPr>
             <w:r>
               <w:t xml:space="preserve">1087.490</w:t>
@@ -709,7 +724,6 @@
           <w:p>
             <w:pPr>
               <w:pStyle w:val="Compact"/>
-              <w:jc w:val="left"/>
             </w:pPr>
             <w:r>
               <w:t xml:space="preserve">-3.323</w:t>
@@ -721,7 +735,28 @@
           <w:p>
             <w:pPr>
               <w:pStyle w:val="Compact"/>
-              <w:jc w:val="left"/>
+            </w:pPr>
+            <w:r>
+              <w:t xml:space="preserve">-0.815</w:t>
+            </w:r>
+          </w:p>
+        </w:tc>
+        <w:tc>
+          <w:tcPr/>
+          <w:p>
+            <w:pPr>
+              <w:pStyle w:val="Compact"/>
+            </w:pPr>
+            <w:r>
+              <w:t xml:space="preserve">-1.868</w:t>
+            </w:r>
+          </w:p>
+        </w:tc>
+        <w:tc>
+          <w:tcPr/>
+          <w:p>
+            <w:pPr>
+              <w:pStyle w:val="Compact"/>
             </w:pPr>
             <w:r>
               <w:t xml:space="preserve">959.334</w:t>
@@ -733,7 +768,6 @@
           <w:p>
             <w:pPr>
               <w:pStyle w:val="Compact"/>
-              <w:jc w:val="left"/>
             </w:pPr>
             <w:r>
               <w:t xml:space="preserve">-3.322</w:t>
@@ -771,7 +805,6 @@
           <w:p>
             <w:pPr>
               <w:pStyle w:val="Compact"/>
-              <w:jc w:val="left"/>
             </w:pPr>
             <w:r>
               <w:t xml:space="preserve">(1180451.181)</w:t>
@@ -783,7 +816,6 @@
           <w:p>
             <w:pPr>
               <w:pStyle w:val="Compact"/>
-              <w:jc w:val="left"/>
             </w:pPr>
             <w:r>
               <w:t xml:space="preserve">(0.729)</w:t>
@@ -795,7 +827,6 @@
           <w:p>
             <w:pPr>
               <w:pStyle w:val="Compact"/>
-              <w:jc w:val="left"/>
             </w:pPr>
             <w:r>
               <w:t xml:space="preserve">(1263581.961)</w:t>
@@ -807,7 +838,6 @@
           <w:p>
             <w:pPr>
               <w:pStyle w:val="Compact"/>
-              <w:jc w:val="left"/>
             </w:pPr>
             <w:r>
               <w:t xml:space="preserve">(0.925)</w:t>
@@ -819,7 +849,6 @@
           <w:p>
             <w:pPr>
               <w:pStyle w:val="Compact"/>
-              <w:jc w:val="left"/>
             </w:pPr>
             <w:r>
               <w:t xml:space="preserve">(1181603.641)</w:t>
@@ -831,7 +860,6 @@
           <w:p>
             <w:pPr>
               <w:pStyle w:val="Compact"/>
-              <w:jc w:val="left"/>
             </w:pPr>
             <w:r>
               <w:t xml:space="preserve">(0.745)</w:t>
@@ -843,7 +871,6 @@
           <w:p>
             <w:pPr>
               <w:pStyle w:val="Compact"/>
-              <w:jc w:val="left"/>
             </w:pPr>
             <w:r>
               <w:t xml:space="preserve">(1242712.741)</w:t>
@@ -855,7 +882,6 @@
           <w:p>
             <w:pPr>
               <w:pStyle w:val="Compact"/>
-              <w:jc w:val="left"/>
             </w:pPr>
             <w:r>
               <w:t xml:space="preserve">(0.795)</w:t>
@@ -867,7 +893,6 @@
           <w:p>
             <w:pPr>
               <w:pStyle w:val="Compact"/>
-              <w:jc w:val="left"/>
             </w:pPr>
             <w:r>
               <w:t xml:space="preserve">(1265668.676)</w:t>
@@ -879,7 +904,6 @@
           <w:p>
             <w:pPr>
               <w:pStyle w:val="Compact"/>
-              <w:jc w:val="left"/>
             </w:pPr>
             <w:r>
               <w:t xml:space="preserve">(0.976)</w:t>
@@ -891,7 +915,28 @@
           <w:p>
             <w:pPr>
               <w:pStyle w:val="Compact"/>
-              <w:jc w:val="left"/>
+            </w:pPr>
+            <w:r>
+              <w:t xml:space="preserve">(1.415)</w:t>
+            </w:r>
+          </w:p>
+        </w:tc>
+        <w:tc>
+          <w:tcPr/>
+          <w:p>
+            <w:pPr>
+              <w:pStyle w:val="Compact"/>
+            </w:pPr>
+            <w:r>
+              <w:t xml:space="preserve">(0.397)</w:t>
+            </w:r>
+          </w:p>
+        </w:tc>
+        <w:tc>
+          <w:tcPr/>
+          <w:p>
+            <w:pPr>
+              <w:pStyle w:val="Compact"/>
             </w:pPr>
             <w:r>
               <w:t xml:space="preserve">(1265668.676)</w:t>
@@ -903,7 +948,6 @@
           <w:p>
             <w:pPr>
               <w:pStyle w:val="Compact"/>
-              <w:jc w:val="left"/>
             </w:pPr>
             <w:r>
               <w:t xml:space="preserve">(0.976)</w:t>
@@ -917,7 +961,6 @@
           <w:p>
             <w:pPr>
               <w:pStyle w:val="Compact"/>
-              <w:jc w:val="left"/>
             </w:pPr>
             <w:r>
               <w:t xml:space="preserve">StateRICTNY</w:t>
@@ -945,7 +988,6 @@
           <w:p>
             <w:pPr>
               <w:pStyle w:val="Compact"/>
-              <w:jc w:val="left"/>
             </w:pPr>
             <w:r>
               <w:t xml:space="preserve">1258.923</w:t>
@@ -957,7 +999,6 @@
           <w:p>
             <w:pPr>
               <w:pStyle w:val="Compact"/>
-              <w:jc w:val="left"/>
             </w:pPr>
             <w:r>
               <w:t xml:space="preserve">1.048</w:t>
@@ -969,7 +1010,6 @@
           <w:p>
             <w:pPr>
               <w:pStyle w:val="Compact"/>
-              <w:jc w:val="left"/>
             </w:pPr>
             <w:r>
               <w:t xml:space="preserve">875.842</w:t>
@@ -981,7 +1021,6 @@
           <w:p>
             <w:pPr>
               <w:pStyle w:val="Compact"/>
-              <w:jc w:val="left"/>
             </w:pPr>
             <w:r>
               <w:t xml:space="preserve">-0.556</w:t>
@@ -993,7 +1032,6 @@
           <w:p>
             <w:pPr>
               <w:pStyle w:val="Compact"/>
-              <w:jc w:val="left"/>
             </w:pPr>
             <w:r>
               <w:t xml:space="preserve">805.676</w:t>
@@ -1005,7 +1043,6 @@
           <w:p>
             <w:pPr>
               <w:pStyle w:val="Compact"/>
-              <w:jc w:val="left"/>
             </w:pPr>
             <w:r>
               <w:t xml:space="preserve">-0.786</w:t>
@@ -1017,7 +1054,6 @@
           <w:p>
             <w:pPr>
               <w:pStyle w:val="Compact"/>
-              <w:jc w:val="left"/>
             </w:pPr>
             <w:r>
               <w:t xml:space="preserve">875.186</w:t>
@@ -1029,7 +1065,6 @@
           <w:p>
             <w:pPr>
               <w:pStyle w:val="Compact"/>
-              <w:jc w:val="left"/>
             </w:pPr>
             <w:r>
               <w:t xml:space="preserve">-0.624</w:t>
@@ -1041,7 +1076,6 @@
           <w:p>
             <w:pPr>
               <w:pStyle w:val="Compact"/>
-              <w:jc w:val="left"/>
             </w:pPr>
             <w:r>
               <w:t xml:space="preserve">1095.155</w:t>
@@ -1053,7 +1087,6 @@
           <w:p>
             <w:pPr>
               <w:pStyle w:val="Compact"/>
-              <w:jc w:val="left"/>
             </w:pPr>
             <w:r>
               <w:t xml:space="preserve">-0.658</w:t>
@@ -1065,7 +1098,28 @@
           <w:p>
             <w:pPr>
               <w:pStyle w:val="Compact"/>
-              <w:jc w:val="left"/>
+            </w:pPr>
+            <w:r>
+              <w:t xml:space="preserve">2.045</w:t>
+            </w:r>
+          </w:p>
+        </w:tc>
+        <w:tc>
+          <w:tcPr/>
+          <w:p>
+            <w:pPr>
+              <w:pStyle w:val="Compact"/>
+            </w:pPr>
+            <w:r>
+              <w:t xml:space="preserve">-0.638</w:t>
+            </w:r>
+          </w:p>
+        </w:tc>
+        <w:tc>
+          <w:tcPr/>
+          <w:p>
+            <w:pPr>
+              <w:pStyle w:val="Compact"/>
             </w:pPr>
             <w:r>
               <w:t xml:space="preserve">966.916</w:t>
@@ -1077,7 +1131,6 @@
           <w:p>
             <w:pPr>
               <w:pStyle w:val="Compact"/>
-              <w:jc w:val="left"/>
             </w:pPr>
             <w:r>
               <w:t xml:space="preserve">-0.657</w:t>
@@ -1115,7 +1168,6 @@
           <w:p>
             <w:pPr>
               <w:pStyle w:val="Compact"/>
-              <w:jc w:val="left"/>
             </w:pPr>
             <w:r>
               <w:t xml:space="preserve">(1180451.181)</w:t>
@@ -1127,7 +1179,6 @@
           <w:p>
             <w:pPr>
               <w:pStyle w:val="Compact"/>
-              <w:jc w:val="left"/>
             </w:pPr>
             <w:r>
               <w:t xml:space="preserve">(0.236)</w:t>
@@ -1139,7 +1190,6 @@
           <w:p>
             <w:pPr>
               <w:pStyle w:val="Compact"/>
-              <w:jc w:val="left"/>
             </w:pPr>
             <w:r>
               <w:t xml:space="preserve">(1263581.961)</w:t>
@@ -1151,7 +1201,6 @@
           <w:p>
             <w:pPr>
               <w:pStyle w:val="Compact"/>
-              <w:jc w:val="left"/>
             </w:pPr>
             <w:r>
               <w:t xml:space="preserve">(0.304)</w:t>
@@ -1163,7 +1212,6 @@
           <w:p>
             <w:pPr>
               <w:pStyle w:val="Compact"/>
-              <w:jc w:val="left"/>
             </w:pPr>
             <w:r>
               <w:t xml:space="preserve">(1181603.641)</w:t>
@@ -1175,7 +1223,6 @@
           <w:p>
             <w:pPr>
               <w:pStyle w:val="Compact"/>
-              <w:jc w:val="left"/>
             </w:pPr>
             <w:r>
               <w:t xml:space="preserve">(0.248)</w:t>
@@ -1187,7 +1234,6 @@
           <w:p>
             <w:pPr>
               <w:pStyle w:val="Compact"/>
-              <w:jc w:val="left"/>
             </w:pPr>
             <w:r>
               <w:t xml:space="preserve">(1242712.741)</w:t>
@@ -1199,7 +1245,6 @@
           <w:p>
             <w:pPr>
               <w:pStyle w:val="Compact"/>
-              <w:jc w:val="left"/>
             </w:pPr>
             <w:r>
               <w:t xml:space="preserve">(0.266)</w:t>
@@ -1211,7 +1256,6 @@
           <w:p>
             <w:pPr>
               <w:pStyle w:val="Compact"/>
-              <w:jc w:val="left"/>
             </w:pPr>
             <w:r>
               <w:t xml:space="preserve">(1265668.676)</w:t>
@@ -1223,7 +1267,6 @@
           <w:p>
             <w:pPr>
               <w:pStyle w:val="Compact"/>
-              <w:jc w:val="left"/>
             </w:pPr>
             <w:r>
               <w:t xml:space="preserve">(0.267)</w:t>
@@ -1235,7 +1278,28 @@
           <w:p>
             <w:pPr>
               <w:pStyle w:val="Compact"/>
-              <w:jc w:val="left"/>
+            </w:pPr>
+            <w:r>
+              <w:t xml:space="preserve">(1.017)</w:t>
+            </w:r>
+          </w:p>
+        </w:tc>
+        <w:tc>
+          <w:tcPr/>
+          <w:p>
+            <w:pPr>
+              <w:pStyle w:val="Compact"/>
+            </w:pPr>
+            <w:r>
+              <w:t xml:space="preserve">(0.244)</w:t>
+            </w:r>
+          </w:p>
+        </w:tc>
+        <w:tc>
+          <w:tcPr/>
+          <w:p>
+            <w:pPr>
+              <w:pStyle w:val="Compact"/>
             </w:pPr>
             <w:r>
               <w:t xml:space="preserve">(1265668.676)</w:t>
@@ -1247,7 +1311,6 @@
           <w:p>
             <w:pPr>
               <w:pStyle w:val="Compact"/>
-              <w:jc w:val="left"/>
             </w:pPr>
             <w:r>
               <w:t xml:space="preserve">(0.268)</w:t>
@@ -1261,7 +1324,6 @@
           <w:p>
             <w:pPr>
               <w:pStyle w:val="Compact"/>
-              <w:jc w:val="left"/>
             </w:pPr>
             <w:r>
               <w:t xml:space="preserve">StateNJ</w:t>
@@ -1289,7 +1351,6 @@
           <w:p>
             <w:pPr>
               <w:pStyle w:val="Compact"/>
-              <w:jc w:val="left"/>
             </w:pPr>
             <w:r>
               <w:t xml:space="preserve">1259.100</w:t>
@@ -1301,7 +1362,6 @@
           <w:p>
             <w:pPr>
               <w:pStyle w:val="Compact"/>
-              <w:jc w:val="left"/>
             </w:pPr>
             <w:r>
               <w:t xml:space="preserve">1.514</w:t>
@@ -1313,7 +1373,6 @@
           <w:p>
             <w:pPr>
               <w:pStyle w:val="Compact"/>
-              <w:jc w:val="left"/>
             </w:pPr>
             <w:r>
               <w:t xml:space="preserve">875.935</w:t>
@@ -1325,7 +1384,6 @@
           <w:p>
             <w:pPr>
               <w:pStyle w:val="Compact"/>
-              <w:jc w:val="left"/>
             </w:pPr>
             <w:r>
               <w:t xml:space="preserve">-0.076</w:t>
@@ -1337,7 +1395,6 @@
           <w:p>
             <w:pPr>
               <w:pStyle w:val="Compact"/>
-              <w:jc w:val="left"/>
             </w:pPr>
             <w:r>
               <w:t xml:space="preserve">805.356</w:t>
@@ -1349,7 +1406,6 @@
           <w:p>
             <w:pPr>
               <w:pStyle w:val="Compact"/>
-              <w:jc w:val="left"/>
             </w:pPr>
             <w:r>
               <w:t xml:space="preserve">-1.055</w:t>
@@ -1361,7 +1417,6 @@
           <w:p>
             <w:pPr>
               <w:pStyle w:val="Compact"/>
-              <w:jc w:val="left"/>
             </w:pPr>
             <w:r>
               <w:t xml:space="preserve">874.771</w:t>
@@ -1373,7 +1428,6 @@
           <w:p>
             <w:pPr>
               <w:pStyle w:val="Compact"/>
-              <w:jc w:val="left"/>
             </w:pPr>
             <w:r>
               <w:t xml:space="preserve">-0.866</w:t>
@@ -1385,7 +1439,6 @@
           <w:p>
             <w:pPr>
               <w:pStyle w:val="Compact"/>
-              <w:jc w:val="left"/>
             </w:pPr>
             <w:r>
               <w:t xml:space="preserve">1094.906</w:t>
@@ -1397,7 +1450,6 @@
           <w:p>
             <w:pPr>
               <w:pStyle w:val="Compact"/>
-              <w:jc w:val="left"/>
             </w:pPr>
             <w:r>
               <w:t xml:space="preserve">-0.855</w:t>
@@ -1409,7 +1461,28 @@
           <w:p>
             <w:pPr>
               <w:pStyle w:val="Compact"/>
-              <w:jc w:val="left"/>
+            </w:pPr>
+            <w:r>
+              <w:t xml:space="preserve">1.544</w:t>
+            </w:r>
+          </w:p>
+        </w:tc>
+        <w:tc>
+          <w:tcPr/>
+          <w:p>
+            <w:pPr>
+              <w:pStyle w:val="Compact"/>
+            </w:pPr>
+            <w:r>
+              <w:t xml:space="preserve">-0.844</w:t>
+            </w:r>
+          </w:p>
+        </w:tc>
+        <w:tc>
+          <w:tcPr/>
+          <w:p>
+            <w:pPr>
+              <w:pStyle w:val="Compact"/>
             </w:pPr>
             <w:r>
               <w:t xml:space="preserve">966.509</w:t>
@@ -1421,7 +1494,6 @@
           <w:p>
             <w:pPr>
               <w:pStyle w:val="Compact"/>
-              <w:jc w:val="left"/>
             </w:pPr>
             <w:r>
               <w:t xml:space="preserve">-0.853</w:t>
@@ -1459,7 +1531,6 @@
           <w:p>
             <w:pPr>
               <w:pStyle w:val="Compact"/>
-              <w:jc w:val="left"/>
             </w:pPr>
             <w:r>
               <w:t xml:space="preserve">(1180451.181)</w:t>
@@ -1471,7 +1542,6 @@
           <w:p>
             <w:pPr>
               <w:pStyle w:val="Compact"/>
-              <w:jc w:val="left"/>
             </w:pPr>
             <w:r>
               <w:t xml:space="preserve">(0.263)</w:t>
@@ -1483,7 +1553,6 @@
           <w:p>
             <w:pPr>
               <w:pStyle w:val="Compact"/>
-              <w:jc w:val="left"/>
             </w:pPr>
             <w:r>
               <w:t xml:space="preserve">(1263581.961)</w:t>
@@ -1495,7 +1564,6 @@
           <w:p>
             <w:pPr>
               <w:pStyle w:val="Compact"/>
-              <w:jc w:val="left"/>
             </w:pPr>
             <w:r>
               <w:t xml:space="preserve">(0.330)</w:t>
@@ -1507,7 +1575,6 @@
           <w:p>
             <w:pPr>
               <w:pStyle w:val="Compact"/>
-              <w:jc w:val="left"/>
             </w:pPr>
             <w:r>
               <w:t xml:space="preserve">(1181603.641)</w:t>
@@ -1519,7 +1586,6 @@
           <w:p>
             <w:pPr>
               <w:pStyle w:val="Compact"/>
-              <w:jc w:val="left"/>
             </w:pPr>
             <w:r>
               <w:t xml:space="preserve">(0.282)</w:t>
@@ -1531,7 +1597,6 @@
           <w:p>
             <w:pPr>
               <w:pStyle w:val="Compact"/>
-              <w:jc w:val="left"/>
             </w:pPr>
             <w:r>
               <w:t xml:space="preserve">(1242712.741)</w:t>
@@ -1543,7 +1608,6 @@
           <w:p>
             <w:pPr>
               <w:pStyle w:val="Compact"/>
-              <w:jc w:val="left"/>
             </w:pPr>
             <w:r>
               <w:t xml:space="preserve">(0.302)</w:t>
@@ -1555,7 +1619,6 @@
           <w:p>
             <w:pPr>
               <w:pStyle w:val="Compact"/>
-              <w:jc w:val="left"/>
             </w:pPr>
             <w:r>
               <w:t xml:space="preserve">(1265668.676)</w:t>
@@ -1567,7 +1630,6 @@
           <w:p>
             <w:pPr>
               <w:pStyle w:val="Compact"/>
-              <w:jc w:val="left"/>
             </w:pPr>
             <w:r>
               <w:t xml:space="preserve">(0.303)</w:t>
@@ -1579,7 +1641,28 @@
           <w:p>
             <w:pPr>
               <w:pStyle w:val="Compact"/>
-              <w:jc w:val="left"/>
+            </w:pPr>
+            <w:r>
+              <w:t xml:space="preserve">(1.048)</w:t>
+            </w:r>
+          </w:p>
+        </w:tc>
+        <w:tc>
+          <w:tcPr/>
+          <w:p>
+            <w:pPr>
+              <w:pStyle w:val="Compact"/>
+            </w:pPr>
+            <w:r>
+              <w:t xml:space="preserve">(0.278)</w:t>
+            </w:r>
+          </w:p>
+        </w:tc>
+        <w:tc>
+          <w:tcPr/>
+          <w:p>
+            <w:pPr>
+              <w:pStyle w:val="Compact"/>
             </w:pPr>
             <w:r>
               <w:t xml:space="preserve">(1265668.676)</w:t>
@@ -1591,7 +1674,6 @@
           <w:p>
             <w:pPr>
               <w:pStyle w:val="Compact"/>
-              <w:jc w:val="left"/>
             </w:pPr>
             <w:r>
               <w:t xml:space="preserve">(0.303)</w:t>
@@ -1605,7 +1687,6 @@
           <w:p>
             <w:pPr>
               <w:pStyle w:val="Compact"/>
-              <w:jc w:val="left"/>
             </w:pPr>
             <w:r>
               <w:t xml:space="preserve">StateDEMD</w:t>
@@ -1633,7 +1714,6 @@
           <w:p>
             <w:pPr>
               <w:pStyle w:val="Compact"/>
-              <w:jc w:val="left"/>
             </w:pPr>
             <w:r>
               <w:t xml:space="preserve">1260.174</w:t>
@@ -1645,7 +1725,6 @@
           <w:p>
             <w:pPr>
               <w:pStyle w:val="Compact"/>
-              <w:jc w:val="left"/>
             </w:pPr>
             <w:r>
               <w:t xml:space="preserve">2.126</w:t>
@@ -1657,7 +1736,6 @@
           <w:p>
             <w:pPr>
               <w:pStyle w:val="Compact"/>
-              <w:jc w:val="left"/>
             </w:pPr>
             <w:r>
               <w:t xml:space="preserve">877.063</w:t>
@@ -1669,7 +1747,6 @@
           <w:p>
             <w:pPr>
               <w:pStyle w:val="Compact"/>
-              <w:jc w:val="left"/>
             </w:pPr>
             <w:r>
               <w:t xml:space="preserve">0.566</w:t>
@@ -1681,7 +1758,6 @@
           <w:p>
             <w:pPr>
               <w:pStyle w:val="Compact"/>
-              <w:jc w:val="left"/>
             </w:pPr>
             <w:r>
               <w:t xml:space="preserve">806.441</w:t>
@@ -1693,7 +1769,6 @@
           <w:p>
             <w:pPr>
               <w:pStyle w:val="Compact"/>
-              <w:jc w:val="left"/>
             </w:pPr>
             <w:r>
               <w:t xml:space="preserve">-0.403</w:t>
@@ -1705,7 +1780,6 @@
           <w:p>
             <w:pPr>
               <w:pStyle w:val="Compact"/>
-              <w:jc w:val="left"/>
             </w:pPr>
             <w:r>
               <w:t xml:space="preserve">875.857</w:t>
@@ -1717,7 +1791,6 @@
           <w:p>
             <w:pPr>
               <w:pStyle w:val="Compact"/>
-              <w:jc w:val="left"/>
             </w:pPr>
             <w:r>
               <w:t xml:space="preserve">-0.193</w:t>
@@ -1729,7 +1802,6 @@
           <w:p>
             <w:pPr>
               <w:pStyle w:val="Compact"/>
-              <w:jc w:val="left"/>
             </w:pPr>
             <w:r>
               <w:t xml:space="preserve">1096.128</w:t>
@@ -1741,7 +1813,6 @@
           <w:p>
             <w:pPr>
               <w:pStyle w:val="Compact"/>
-              <w:jc w:val="left"/>
             </w:pPr>
             <w:r>
               <w:t xml:space="preserve">-0.168</w:t>
@@ -1753,7 +1824,28 @@
           <w:p>
             <w:pPr>
               <w:pStyle w:val="Compact"/>
-              <w:jc w:val="left"/>
+            </w:pPr>
+            <w:r>
+              <w:t xml:space="preserve">2.951</w:t>
+            </w:r>
+          </w:p>
+        </w:tc>
+        <w:tc>
+          <w:tcPr/>
+          <w:p>
+            <w:pPr>
+              <w:pStyle w:val="Compact"/>
+            </w:pPr>
+            <w:r>
+              <w:t xml:space="preserve">-0.173</w:t>
+            </w:r>
+          </w:p>
+        </w:tc>
+        <w:tc>
+          <w:tcPr/>
+          <w:p>
+            <w:pPr>
+              <w:pStyle w:val="Compact"/>
             </w:pPr>
             <w:r>
               <w:t xml:space="preserve">967.610</w:t>
@@ -1765,7 +1857,6 @@
           <w:p>
             <w:pPr>
               <w:pStyle w:val="Compact"/>
-              <w:jc w:val="left"/>
             </w:pPr>
             <w:r>
               <w:t xml:space="preserve">-0.167</w:t>
@@ -1803,7 +1894,6 @@
           <w:p>
             <w:pPr>
               <w:pStyle w:val="Compact"/>
-              <w:jc w:val="left"/>
             </w:pPr>
             <w:r>
               <w:t xml:space="preserve">(1180451.181)</w:t>
@@ -1815,7 +1905,6 @@
           <w:p>
             <w:pPr>
               <w:pStyle w:val="Compact"/>
-              <w:jc w:val="left"/>
             </w:pPr>
             <w:r>
               <w:t xml:space="preserve">(0.236)</w:t>
@@ -1827,7 +1916,6 @@
           <w:p>
             <w:pPr>
               <w:pStyle w:val="Compact"/>
-              <w:jc w:val="left"/>
             </w:pPr>
             <w:r>
               <w:t xml:space="preserve">(1263581.961)</w:t>
@@ -1839,7 +1927,6 @@
           <w:p>
             <w:pPr>
               <w:pStyle w:val="Compact"/>
-              <w:jc w:val="left"/>
             </w:pPr>
             <w:r>
               <w:t xml:space="preserve">(0.304)</w:t>
@@ -1851,7 +1938,6 @@
           <w:p>
             <w:pPr>
               <w:pStyle w:val="Compact"/>
-              <w:jc w:val="left"/>
             </w:pPr>
             <w:r>
               <w:t xml:space="preserve">(1181603.641)</w:t>
@@ -1863,7 +1949,6 @@
           <w:p>
             <w:pPr>
               <w:pStyle w:val="Compact"/>
-              <w:jc w:val="left"/>
             </w:pPr>
             <w:r>
               <w:t xml:space="preserve">(0.256)</w:t>
@@ -1875,7 +1960,6 @@
           <w:p>
             <w:pPr>
               <w:pStyle w:val="Compact"/>
-              <w:jc w:val="left"/>
             </w:pPr>
             <w:r>
               <w:t xml:space="preserve">(1242712.741)</w:t>
@@ -1887,7 +1971,6 @@
           <w:p>
             <w:pPr>
               <w:pStyle w:val="Compact"/>
-              <w:jc w:val="left"/>
             </w:pPr>
             <w:r>
               <w:t xml:space="preserve">(0.275)</w:t>
@@ -1899,7 +1982,6 @@
           <w:p>
             <w:pPr>
               <w:pStyle w:val="Compact"/>
-              <w:jc w:val="left"/>
             </w:pPr>
             <w:r>
               <w:t xml:space="preserve">(1265668.676)</w:t>
@@ -1911,7 +1993,6 @@
           <w:p>
             <w:pPr>
               <w:pStyle w:val="Compact"/>
-              <w:jc w:val="left"/>
             </w:pPr>
             <w:r>
               <w:t xml:space="preserve">(0.275)</w:t>
@@ -1923,7 +2004,28 @@
           <w:p>
             <w:pPr>
               <w:pStyle w:val="Compact"/>
-              <w:jc w:val="left"/>
+            </w:pPr>
+            <w:r>
+              <w:t xml:space="preserve">(1.016)</w:t>
+            </w:r>
+          </w:p>
+        </w:tc>
+        <w:tc>
+          <w:tcPr/>
+          <w:p>
+            <w:pPr>
+              <w:pStyle w:val="Compact"/>
+            </w:pPr>
+            <w:r>
+              <w:t xml:space="preserve">(0.253)</w:t>
+            </w:r>
+          </w:p>
+        </w:tc>
+        <w:tc>
+          <w:tcPr/>
+          <w:p>
+            <w:pPr>
+              <w:pStyle w:val="Compact"/>
             </w:pPr>
             <w:r>
               <w:t xml:space="preserve">(1265668.676)</w:t>
@@ -1935,7 +2037,6 @@
           <w:p>
             <w:pPr>
               <w:pStyle w:val="Compact"/>
-              <w:jc w:val="left"/>
             </w:pPr>
             <w:r>
               <w:t xml:space="preserve">(0.276)</w:t>
@@ -1949,7 +2050,6 @@
           <w:p>
             <w:pPr>
               <w:pStyle w:val="Compact"/>
-              <w:jc w:val="left"/>
             </w:pPr>
             <w:r>
               <w:t xml:space="preserve">StateVA</w:t>
@@ -1977,7 +2077,6 @@
           <w:p>
             <w:pPr>
               <w:pStyle w:val="Compact"/>
-              <w:jc w:val="left"/>
             </w:pPr>
             <w:r>
               <w:t xml:space="preserve">1260.927</w:t>
@@ -1989,7 +2088,6 @@
           <w:p>
             <w:pPr>
               <w:pStyle w:val="Compact"/>
-              <w:jc w:val="left"/>
             </w:pPr>
             <w:r>
               <w:t xml:space="preserve">1.558</w:t>
@@ -2001,7 +2099,6 @@
           <w:p>
             <w:pPr>
               <w:pStyle w:val="Compact"/>
-              <w:jc w:val="left"/>
             </w:pPr>
             <w:r>
               <w:t xml:space="preserve">877.754</w:t>
@@ -2013,7 +2110,6 @@
           <w:p>
             <w:pPr>
               <w:pStyle w:val="Compact"/>
-              <w:jc w:val="left"/>
             </w:pPr>
             <w:r>
               <w:t xml:space="preserve">-0.144</w:t>
@@ -2025,7 +2121,6 @@
           <w:p>
             <w:pPr>
               <w:pStyle w:val="Compact"/>
-              <w:jc w:val="left"/>
             </w:pPr>
             <w:r>
               <w:t xml:space="preserve">806.992</w:t>
@@ -2037,7 +2132,6 @@
           <w:p>
             <w:pPr>
               <w:pStyle w:val="Compact"/>
-              <w:jc w:val="left"/>
             </w:pPr>
             <w:r>
               <w:t xml:space="preserve">-1.306</w:t>
@@ -2049,7 +2143,6 @@
           <w:p>
             <w:pPr>
               <w:pStyle w:val="Compact"/>
-              <w:jc w:val="left"/>
             </w:pPr>
             <w:r>
               <w:t xml:space="preserve">876.233</w:t>
@@ -2061,7 +2154,6 @@
           <w:p>
             <w:pPr>
               <w:pStyle w:val="Compact"/>
-              <w:jc w:val="left"/>
             </w:pPr>
             <w:r>
               <w:t xml:space="preserve">-1.121</w:t>
@@ -2073,7 +2165,6 @@
           <w:p>
             <w:pPr>
               <w:pStyle w:val="Compact"/>
-              <w:jc w:val="left"/>
             </w:pPr>
             <w:r>
               <w:t xml:space="preserve">1096.573</w:t>
@@ -2085,7 +2176,6 @@
           <w:p>
             <w:pPr>
               <w:pStyle w:val="Compact"/>
-              <w:jc w:val="left"/>
             </w:pPr>
             <w:r>
               <w:t xml:space="preserve">-1.094</w:t>
@@ -2097,7 +2187,28 @@
           <w:p>
             <w:pPr>
               <w:pStyle w:val="Compact"/>
-              <w:jc w:val="left"/>
+            </w:pPr>
+            <w:r>
+              <w:t xml:space="preserve">3.251</w:t>
+            </w:r>
+          </w:p>
+        </w:tc>
+        <w:tc>
+          <w:tcPr/>
+          <w:p>
+            <w:pPr>
+              <w:pStyle w:val="Compact"/>
+            </w:pPr>
+            <w:r>
+              <w:t xml:space="preserve">-0.916</w:t>
+            </w:r>
+          </w:p>
+        </w:tc>
+        <w:tc>
+          <w:tcPr/>
+          <w:p>
+            <w:pPr>
+              <w:pStyle w:val="Compact"/>
             </w:pPr>
             <w:r>
               <w:t xml:space="preserve">967.979</w:t>
@@ -2109,7 +2220,6 @@
           <w:p>
             <w:pPr>
               <w:pStyle w:val="Compact"/>
-              <w:jc w:val="left"/>
             </w:pPr>
             <w:r>
               <w:t xml:space="preserve">-1.093</w:t>
@@ -2147,7 +2257,6 @@
           <w:p>
             <w:pPr>
               <w:pStyle w:val="Compact"/>
-              <w:jc w:val="left"/>
             </w:pPr>
             <w:r>
               <w:t xml:space="preserve">(1180451.181)</w:t>
@@ -2159,7 +2268,6 @@
           <w:p>
             <w:pPr>
               <w:pStyle w:val="Compact"/>
-              <w:jc w:val="left"/>
             </w:pPr>
             <w:r>
               <w:t xml:space="preserve">(0.236)</w:t>
@@ -2171,7 +2279,6 @@
           <w:p>
             <w:pPr>
               <w:pStyle w:val="Compact"/>
-              <w:jc w:val="left"/>
             </w:pPr>
             <w:r>
               <w:t xml:space="preserve">(1263581.961)</w:t>
@@ -2183,7 +2290,6 @@
           <w:p>
             <w:pPr>
               <w:pStyle w:val="Compact"/>
-              <w:jc w:val="left"/>
             </w:pPr>
             <w:r>
               <w:t xml:space="preserve">(0.306)</w:t>
@@ -2195,7 +2301,6 @@
           <w:p>
             <w:pPr>
               <w:pStyle w:val="Compact"/>
-              <w:jc w:val="left"/>
             </w:pPr>
             <w:r>
               <w:t xml:space="preserve">(1181603.641)</w:t>
@@ -2207,7 +2312,6 @@
           <w:p>
             <w:pPr>
               <w:pStyle w:val="Compact"/>
-              <w:jc w:val="left"/>
             </w:pPr>
             <w:r>
               <w:t xml:space="preserve">(0.258)</w:t>
@@ -2219,7 +2323,6 @@
           <w:p>
             <w:pPr>
               <w:pStyle w:val="Compact"/>
-              <w:jc w:val="left"/>
             </w:pPr>
             <w:r>
               <w:t xml:space="preserve">(1242712.741)</w:t>
@@ -2231,7 +2334,6 @@
           <w:p>
             <w:pPr>
               <w:pStyle w:val="Compact"/>
-              <w:jc w:val="left"/>
             </w:pPr>
             <w:r>
               <w:t xml:space="preserve">(0.277)</w:t>
@@ -2243,7 +2345,6 @@
           <w:p>
             <w:pPr>
               <w:pStyle w:val="Compact"/>
-              <w:jc w:val="left"/>
             </w:pPr>
             <w:r>
               <w:t xml:space="preserve">(1265668.676)</w:t>
@@ -2255,7 +2356,6 @@
           <w:p>
             <w:pPr>
               <w:pStyle w:val="Compact"/>
-              <w:jc w:val="left"/>
             </w:pPr>
             <w:r>
               <w:t xml:space="preserve">(0.278)</w:t>
@@ -2267,7 +2367,28 @@
           <w:p>
             <w:pPr>
               <w:pStyle w:val="Compact"/>
-              <w:jc w:val="left"/>
+            </w:pPr>
+            <w:r>
+              <w:t xml:space="preserve">(1.010)</w:t>
+            </w:r>
+          </w:p>
+        </w:tc>
+        <w:tc>
+          <w:tcPr/>
+          <w:p>
+            <w:pPr>
+              <w:pStyle w:val="Compact"/>
+            </w:pPr>
+            <w:r>
+              <w:t xml:space="preserve">(0.256)</w:t>
+            </w:r>
+          </w:p>
+        </w:tc>
+        <w:tc>
+          <w:tcPr/>
+          <w:p>
+            <w:pPr>
+              <w:pStyle w:val="Compact"/>
             </w:pPr>
             <w:r>
               <w:t xml:space="preserve">(1265668.676)</w:t>
@@ -2279,7 +2400,6 @@
           <w:p>
             <w:pPr>
               <w:pStyle w:val="Compact"/>
-              <w:jc w:val="left"/>
             </w:pPr>
             <w:r>
               <w:t xml:space="preserve">(0.279)</w:t>
@@ -2293,7 +2413,6 @@
           <w:p>
             <w:pPr>
               <w:pStyle w:val="Compact"/>
-              <w:jc w:val="left"/>
             </w:pPr>
             <w:r>
               <w:t xml:space="preserve">StateNC</w:t>
@@ -2321,7 +2440,6 @@
           <w:p>
             <w:pPr>
               <w:pStyle w:val="Compact"/>
-              <w:jc w:val="left"/>
             </w:pPr>
             <w:r>
               <w:t xml:space="preserve">1261.895</w:t>
@@ -2333,7 +2451,6 @@
           <w:p>
             <w:pPr>
               <w:pStyle w:val="Compact"/>
-              <w:jc w:val="left"/>
             </w:pPr>
             <w:r>
               <w:t xml:space="preserve">1.387</w:t>
@@ -2345,7 +2462,6 @@
           <w:p>
             <w:pPr>
               <w:pStyle w:val="Compact"/>
-              <w:jc w:val="left"/>
             </w:pPr>
             <w:r>
               <w:t xml:space="preserve">878.677</w:t>
@@ -2357,7 +2473,6 @@
           <w:p>
             <w:pPr>
               <w:pStyle w:val="Compact"/>
-              <w:jc w:val="left"/>
             </w:pPr>
             <w:r>
               <w:t xml:space="preserve">-0.410</w:t>
@@ -2369,7 +2484,6 @@
           <w:p>
             <w:pPr>
               <w:pStyle w:val="Compact"/>
-              <w:jc w:val="left"/>
             </w:pPr>
             <w:r>
               <w:t xml:space="preserve">808.210</w:t>
@@ -2381,7 +2495,6 @@
           <w:p>
             <w:pPr>
               <w:pStyle w:val="Compact"/>
-              <w:jc w:val="left"/>
             </w:pPr>
             <w:r>
               <w:t xml:space="preserve">-1.208</w:t>
@@ -2393,7 +2506,6 @@
           <w:p>
             <w:pPr>
               <w:pStyle w:val="Compact"/>
-              <w:jc w:val="left"/>
             </w:pPr>
             <w:r>
               <w:t xml:space="preserve">877.257</w:t>
@@ -2405,7 +2517,6 @@
           <w:p>
             <w:pPr>
               <w:pStyle w:val="Compact"/>
-              <w:jc w:val="left"/>
             </w:pPr>
             <w:r>
               <w:t xml:space="preserve">-1.010</w:t>
@@ -2417,7 +2528,6 @@
           <w:p>
             <w:pPr>
               <w:pStyle w:val="Compact"/>
-              <w:jc w:val="left"/>
             </w:pPr>
             <w:r>
               <w:t xml:space="preserve">1097.789</w:t>
@@ -2429,7 +2539,6 @@
           <w:p>
             <w:pPr>
               <w:pStyle w:val="Compact"/>
-              <w:jc w:val="left"/>
             </w:pPr>
             <w:r>
               <w:t xml:space="preserve">-0.992</w:t>
@@ -2441,7 +2550,28 @@
           <w:p>
             <w:pPr>
               <w:pStyle w:val="Compact"/>
-              <w:jc w:val="left"/>
+            </w:pPr>
+            <w:r>
+              <w:t xml:space="preserve">4.512</w:t>
+            </w:r>
+          </w:p>
+        </w:tc>
+        <w:tc>
+          <w:tcPr/>
+          <w:p>
+            <w:pPr>
+              <w:pStyle w:val="Compact"/>
+            </w:pPr>
+            <w:r>
+              <w:t xml:space="preserve">-0.922</w:t>
+            </w:r>
+          </w:p>
+        </w:tc>
+        <w:tc>
+          <w:tcPr/>
+          <w:p>
+            <w:pPr>
+              <w:pStyle w:val="Compact"/>
             </w:pPr>
             <w:r>
               <w:t xml:space="preserve">969.003</w:t>
@@ -2453,7 +2583,6 @@
           <w:p>
             <w:pPr>
               <w:pStyle w:val="Compact"/>
-              <w:jc w:val="left"/>
             </w:pPr>
             <w:r>
               <w:t xml:space="preserve">-0.991</w:t>
@@ -2491,7 +2620,6 @@
           <w:p>
             <w:pPr>
               <w:pStyle w:val="Compact"/>
-              <w:jc w:val="left"/>
             </w:pPr>
             <w:r>
               <w:t xml:space="preserve">(1180451.181)</w:t>
@@ -2503,7 +2631,6 @@
           <w:p>
             <w:pPr>
               <w:pStyle w:val="Compact"/>
-              <w:jc w:val="left"/>
             </w:pPr>
             <w:r>
               <w:t xml:space="preserve">(0.242)</w:t>
@@ -2515,7 +2642,6 @@
           <w:p>
             <w:pPr>
               <w:pStyle w:val="Compact"/>
-              <w:jc w:val="left"/>
             </w:pPr>
             <w:r>
               <w:t xml:space="preserve">(1263581.961)</w:t>
@@ -2527,7 +2653,6 @@
           <w:p>
             <w:pPr>
               <w:pStyle w:val="Compact"/>
-              <w:jc w:val="left"/>
             </w:pPr>
             <w:r>
               <w:t xml:space="preserve">(0.316)</w:t>
@@ -2539,7 +2664,6 @@
           <w:p>
             <w:pPr>
               <w:pStyle w:val="Compact"/>
-              <w:jc w:val="left"/>
             </w:pPr>
             <w:r>
               <w:t xml:space="preserve">(1181603.641)</w:t>
@@ -2551,7 +2675,6 @@
           <w:p>
             <w:pPr>
               <w:pStyle w:val="Compact"/>
-              <w:jc w:val="left"/>
             </w:pPr>
             <w:r>
               <w:t xml:space="preserve">(0.264)</w:t>
@@ -2563,7 +2686,6 @@
           <w:p>
             <w:pPr>
               <w:pStyle w:val="Compact"/>
-              <w:jc w:val="left"/>
             </w:pPr>
             <w:r>
               <w:t xml:space="preserve">(1242712.741)</w:t>
@@ -2575,7 +2697,6 @@
           <w:p>
             <w:pPr>
               <w:pStyle w:val="Compact"/>
-              <w:jc w:val="left"/>
             </w:pPr>
             <w:r>
               <w:t xml:space="preserve">(0.287)</w:t>
@@ -2587,7 +2708,6 @@
           <w:p>
             <w:pPr>
               <w:pStyle w:val="Compact"/>
-              <w:jc w:val="left"/>
             </w:pPr>
             <w:r>
               <w:t xml:space="preserve">(1265668.676)</w:t>
@@ -2599,7 +2719,6 @@
           <w:p>
             <w:pPr>
               <w:pStyle w:val="Compact"/>
-              <w:jc w:val="left"/>
             </w:pPr>
             <w:r>
               <w:t xml:space="preserve">(0.288)</w:t>
@@ -2611,7 +2730,28 @@
           <w:p>
             <w:pPr>
               <w:pStyle w:val="Compact"/>
-              <w:jc w:val="left"/>
+            </w:pPr>
+            <w:r>
+              <w:t xml:space="preserve">(1.007)</w:t>
+            </w:r>
+          </w:p>
+        </w:tc>
+        <w:tc>
+          <w:tcPr/>
+          <w:p>
+            <w:pPr>
+              <w:pStyle w:val="Compact"/>
+            </w:pPr>
+            <w:r>
+              <w:t xml:space="preserve">(0.263)</w:t>
+            </w:r>
+          </w:p>
+        </w:tc>
+        <w:tc>
+          <w:tcPr/>
+          <w:p>
+            <w:pPr>
+              <w:pStyle w:val="Compact"/>
             </w:pPr>
             <w:r>
               <w:t xml:space="preserve">(1265668.676)</w:t>
@@ -2623,7 +2763,6 @@
           <w:p>
             <w:pPr>
               <w:pStyle w:val="Compact"/>
-              <w:jc w:val="left"/>
             </w:pPr>
             <w:r>
               <w:t xml:space="preserve">(0.289)</w:t>
@@ -2637,7 +2776,6 @@
           <w:p>
             <w:pPr>
               <w:pStyle w:val="Compact"/>
-              <w:jc w:val="left"/>
             </w:pPr>
             <w:r>
               <w:t xml:space="preserve">StateSCGAFL</w:t>
@@ -2665,7 +2803,6 @@
           <w:p>
             <w:pPr>
               <w:pStyle w:val="Compact"/>
-              <w:jc w:val="left"/>
             </w:pPr>
             <w:r>
               <w:t xml:space="preserve">1261.553</w:t>
@@ -2677,7 +2814,6 @@
           <w:p>
             <w:pPr>
               <w:pStyle w:val="Compact"/>
-              <w:jc w:val="left"/>
             </w:pPr>
             <w:r>
               <w:t xml:space="preserve">1.734</w:t>
@@ -2689,7 +2825,6 @@
           <w:p>
             <w:pPr>
               <w:pStyle w:val="Compact"/>
-              <w:jc w:val="left"/>
             </w:pPr>
             <w:r>
               <w:t xml:space="preserve">878.580</w:t>
@@ -2701,7 +2836,6 @@
           <w:p>
             <w:pPr>
               <w:pStyle w:val="Compact"/>
-              <w:jc w:val="left"/>
             </w:pPr>
             <w:r>
               <w:t xml:space="preserve">-0.064</w:t>
@@ -2713,7 +2847,6 @@
           <w:p>
             <w:pPr>
               <w:pStyle w:val="Compact"/>
-              <w:jc w:val="left"/>
             </w:pPr>
             <w:r>
               <w:t xml:space="preserve">807.898</w:t>
@@ -2725,7 +2858,6 @@
           <w:p>
             <w:pPr>
               <w:pStyle w:val="Compact"/>
-              <w:jc w:val="left"/>
             </w:pPr>
             <w:r>
               <w:t xml:space="preserve">-0.807</w:t>
@@ -2737,7 +2869,6 @@
           <w:p>
             <w:pPr>
               <w:pStyle w:val="Compact"/>
-              <w:jc w:val="left"/>
             </w:pPr>
             <w:r>
               <w:t xml:space="preserve">877.126</w:t>
@@ -2749,7 +2880,6 @@
           <w:p>
             <w:pPr>
               <w:pStyle w:val="Compact"/>
-              <w:jc w:val="left"/>
             </w:pPr>
             <w:r>
               <w:t xml:space="preserve">-0.606</w:t>
@@ -2761,7 +2891,6 @@
           <w:p>
             <w:pPr>
               <w:pStyle w:val="Compact"/>
-              <w:jc w:val="left"/>
             </w:pPr>
             <w:r>
               <w:t xml:space="preserve">1097.628</w:t>
@@ -2773,7 +2902,6 @@
           <w:p>
             <w:pPr>
               <w:pStyle w:val="Compact"/>
-              <w:jc w:val="left"/>
             </w:pPr>
             <w:r>
               <w:t xml:space="preserve">-0.599</w:t>
@@ -2785,7 +2913,28 @@
           <w:p>
             <w:pPr>
               <w:pStyle w:val="Compact"/>
-              <w:jc w:val="left"/>
+            </w:pPr>
+            <w:r>
+              <w:t xml:space="preserve">3.941</w:t>
+            </w:r>
+          </w:p>
+        </w:tc>
+        <w:tc>
+          <w:tcPr/>
+          <w:p>
+            <w:pPr>
+              <w:pStyle w:val="Compact"/>
+            </w:pPr>
+            <w:r>
+              <w:t xml:space="preserve">-0.450</w:t>
+            </w:r>
+          </w:p>
+        </w:tc>
+        <w:tc>
+          <w:tcPr/>
+          <w:p>
+            <w:pPr>
+              <w:pStyle w:val="Compact"/>
             </w:pPr>
             <w:r>
               <w:t xml:space="preserve">968.973</w:t>
@@ -2797,7 +2946,6 @@
           <w:p>
             <w:pPr>
               <w:pStyle w:val="Compact"/>
-              <w:jc w:val="left"/>
             </w:pPr>
             <w:r>
               <w:t xml:space="preserve">-0.598</w:t>
@@ -2835,7 +2983,6 @@
           <w:p>
             <w:pPr>
               <w:pStyle w:val="Compact"/>
-              <w:jc w:val="left"/>
             </w:pPr>
             <w:r>
               <w:t xml:space="preserve">(1180451.181)</w:t>
@@ -2847,7 +2994,6 @@
           <w:p>
             <w:pPr>
               <w:pStyle w:val="Compact"/>
-              <w:jc w:val="left"/>
             </w:pPr>
             <w:r>
               <w:t xml:space="preserve">(0.337)</w:t>
@@ -2859,7 +3005,6 @@
           <w:p>
             <w:pPr>
               <w:pStyle w:val="Compact"/>
-              <w:jc w:val="left"/>
             </w:pPr>
             <w:r>
               <w:t xml:space="preserve">(1263581.961)</w:t>
@@ -2871,7 +3016,6 @@
           <w:p>
             <w:pPr>
               <w:pStyle w:val="Compact"/>
-              <w:jc w:val="left"/>
             </w:pPr>
             <w:r>
               <w:t xml:space="preserve">(0.423)</w:t>
@@ -2883,7 +3027,6 @@
           <w:p>
             <w:pPr>
               <w:pStyle w:val="Compact"/>
-              <w:jc w:val="left"/>
             </w:pPr>
             <w:r>
               <w:t xml:space="preserve">(1181603.641)</w:t>
@@ -2895,7 +3038,6 @@
           <w:p>
             <w:pPr>
               <w:pStyle w:val="Compact"/>
-              <w:jc w:val="left"/>
             </w:pPr>
             <w:r>
               <w:t xml:space="preserve">(0.349)</w:t>
@@ -2907,7 +3049,6 @@
           <w:p>
             <w:pPr>
               <w:pStyle w:val="Compact"/>
-              <w:jc w:val="left"/>
             </w:pPr>
             <w:r>
               <w:t xml:space="preserve">(1242712.741)</w:t>
@@ -2919,7 +3060,6 @@
           <w:p>
             <w:pPr>
               <w:pStyle w:val="Compact"/>
-              <w:jc w:val="left"/>
             </w:pPr>
             <w:r>
               <w:t xml:space="preserve">(0.368)</w:t>
@@ -2931,7 +3071,6 @@
           <w:p>
             <w:pPr>
               <w:pStyle w:val="Compact"/>
-              <w:jc w:val="left"/>
             </w:pPr>
             <w:r>
               <w:t xml:space="preserve">(1265668.676)</w:t>
@@ -2943,7 +3082,6 @@
           <w:p>
             <w:pPr>
               <w:pStyle w:val="Compact"/>
-              <w:jc w:val="left"/>
             </w:pPr>
             <w:r>
               <w:t xml:space="preserve">(0.399)</w:t>
@@ -2955,7 +3093,28 @@
           <w:p>
             <w:pPr>
               <w:pStyle w:val="Compact"/>
-              <w:jc w:val="left"/>
+            </w:pPr>
+            <w:r>
+              <w:t xml:space="preserve">(1.011)</w:t>
+            </w:r>
+          </w:p>
+        </w:tc>
+        <w:tc>
+          <w:tcPr/>
+          <w:p>
+            <w:pPr>
+              <w:pStyle w:val="Compact"/>
+            </w:pPr>
+            <w:r>
+              <w:t xml:space="preserve">(0.296)</w:t>
+            </w:r>
+          </w:p>
+        </w:tc>
+        <w:tc>
+          <w:tcPr/>
+          <w:p>
+            <w:pPr>
+              <w:pStyle w:val="Compact"/>
             </w:pPr>
             <w:r>
               <w:t xml:space="preserve">(1265668.676)</w:t>
@@ -2967,7 +3126,6 @@
           <w:p>
             <w:pPr>
               <w:pStyle w:val="Compact"/>
-              <w:jc w:val="left"/>
             </w:pPr>
             <w:r>
               <w:t xml:space="preserve">(0.399)</w:t>
@@ -2981,7 +3139,6 @@
           <w:p>
             <w:pPr>
               <w:pStyle w:val="Compact"/>
-              <w:jc w:val="left"/>
             </w:pPr>
             <w:r>
               <w:t xml:space="preserve">Depth</w:t>
@@ -3073,7 +3230,6 @@
           <w:p>
             <w:pPr>
               <w:pStyle w:val="Compact"/>
-              <w:jc w:val="left"/>
             </w:pPr>
             <w:r>
               <w:t xml:space="preserve">-0.043</w:t>
@@ -3085,7 +3241,6 @@
           <w:p>
             <w:pPr>
               <w:pStyle w:val="Compact"/>
-              <w:jc w:val="left"/>
             </w:pPr>
             <w:r>
               <w:t xml:space="preserve">-0.075</w:t>
@@ -3097,7 +3252,28 @@
           <w:p>
             <w:pPr>
               <w:pStyle w:val="Compact"/>
-              <w:jc w:val="left"/>
+            </w:pPr>
+            <w:r>
+              <w:t xml:space="preserve">-0.042</w:t>
+            </w:r>
+          </w:p>
+        </w:tc>
+        <w:tc>
+          <w:tcPr/>
+          <w:p>
+            <w:pPr>
+              <w:pStyle w:val="Compact"/>
+            </w:pPr>
+            <w:r>
+              <w:t xml:space="preserve">-0.069</w:t>
+            </w:r>
+          </w:p>
+        </w:tc>
+        <w:tc>
+          <w:tcPr/>
+          <w:p>
+            <w:pPr>
+              <w:pStyle w:val="Compact"/>
             </w:pPr>
             <w:r>
               <w:t xml:space="preserve">-0.045</w:t>
@@ -3109,7 +3285,6 @@
           <w:p>
             <w:pPr>
               <w:pStyle w:val="Compact"/>
-              <w:jc w:val="left"/>
             </w:pPr>
             <w:r>
               <w:t xml:space="preserve">-0.075</w:t>
@@ -3211,7 +3386,6 @@
           <w:p>
             <w:pPr>
               <w:pStyle w:val="Compact"/>
-              <w:jc w:val="left"/>
             </w:pPr>
             <w:r>
               <w:t xml:space="preserve">(0.004)</w:t>
@@ -3223,7 +3397,6 @@
           <w:p>
             <w:pPr>
               <w:pStyle w:val="Compact"/>
-              <w:jc w:val="left"/>
             </w:pPr>
             <w:r>
               <w:t xml:space="preserve">(0.004)</w:t>
@@ -3235,7 +3408,6 @@
           <w:p>
             <w:pPr>
               <w:pStyle w:val="Compact"/>
-              <w:jc w:val="left"/>
             </w:pPr>
             <w:r>
               <w:t xml:space="preserve">(0.004)</w:t>
@@ -3247,7 +3419,28 @@
           <w:p>
             <w:pPr>
               <w:pStyle w:val="Compact"/>
-              <w:jc w:val="left"/>
+            </w:pPr>
+            <w:r>
+              <w:t xml:space="preserve">(0.003)</w:t>
+            </w:r>
+          </w:p>
+        </w:tc>
+        <w:tc>
+          <w:tcPr/>
+          <w:p>
+            <w:pPr>
+              <w:pStyle w:val="Compact"/>
+            </w:pPr>
+            <w:r>
+              <w:t xml:space="preserve">(0.004)</w:t>
+            </w:r>
+          </w:p>
+        </w:tc>
+        <w:tc>
+          <w:tcPr/>
+          <w:p>
+            <w:pPr>
+              <w:pStyle w:val="Compact"/>
             </w:pPr>
             <w:r>
               <w:t xml:space="preserve">(0.004)</w:t>
@@ -3261,7 +3454,6 @@
           <w:p>
             <w:pPr>
               <w:pStyle w:val="Compact"/>
-              <w:jc w:val="left"/>
             </w:pPr>
             <w:r>
               <w:t xml:space="preserve">WaterTemp</w:t>
@@ -3353,7 +3545,6 @@
           <w:p>
             <w:pPr>
               <w:pStyle w:val="Compact"/>
-              <w:jc w:val="left"/>
             </w:pPr>
             <w:r>
               <w:t xml:space="preserve">-0.013</w:t>
@@ -3365,10 +3556,31 @@
           <w:p>
             <w:pPr>
               <w:pStyle w:val="Compact"/>
-              <w:jc w:val="left"/>
             </w:pPr>
             <w:r>
               <w:t xml:space="preserve">-0.021</w:t>
+            </w:r>
+          </w:p>
+        </w:tc>
+        <w:tc>
+          <w:tcPr/>
+          <w:p>
+            <w:pPr>
+              <w:pStyle w:val="Compact"/>
+            </w:pPr>
+            <w:r>
+              <w:t xml:space="preserve">-0.010</w:t>
+            </w:r>
+          </w:p>
+        </w:tc>
+        <w:tc>
+          <w:tcPr/>
+          <w:p>
+            <w:pPr>
+              <w:pStyle w:val="Compact"/>
+            </w:pPr>
+            <w:r>
+              <w:t xml:space="preserve">-0.020</w:t>
             </w:r>
           </w:p>
         </w:tc>
@@ -3483,7 +3695,6 @@
           <w:p>
             <w:pPr>
               <w:pStyle w:val="Compact"/>
-              <w:jc w:val="left"/>
             </w:pPr>
             <w:r>
               <w:t xml:space="preserve">(0.005)</w:t>
@@ -3495,7 +3706,28 @@
           <w:p>
             <w:pPr>
               <w:pStyle w:val="Compact"/>
-              <w:jc w:val="left"/>
+            </w:pPr>
+            <w:r>
+              <w:t xml:space="preserve">(0.006)</w:t>
+            </w:r>
+          </w:p>
+        </w:tc>
+        <w:tc>
+          <w:tcPr/>
+          <w:p>
+            <w:pPr>
+              <w:pStyle w:val="Compact"/>
+            </w:pPr>
+            <w:r>
+              <w:t xml:space="preserve">(0.005)</w:t>
+            </w:r>
+          </w:p>
+        </w:tc>
+        <w:tc>
+          <w:tcPr/>
+          <w:p>
+            <w:pPr>
+              <w:pStyle w:val="Compact"/>
             </w:pPr>
             <w:r>
               <w:t xml:space="preserve">(0.006)</w:t>
@@ -3525,7 +3757,6 @@
           <w:p>
             <w:pPr>
               <w:pStyle w:val="Compact"/>
-              <w:jc w:val="left"/>
             </w:pPr>
             <w:r>
               <w:t xml:space="preserve">Num.Obs.</w:t>
@@ -3537,7 +3768,6 @@
           <w:p>
             <w:pPr>
               <w:pStyle w:val="Compact"/>
-              <w:jc w:val="left"/>
             </w:pPr>
             <w:r>
               <w:t xml:space="preserve">59811</w:t>
@@ -3549,7 +3779,6 @@
           <w:p>
             <w:pPr>
               <w:pStyle w:val="Compact"/>
-              <w:jc w:val="left"/>
             </w:pPr>
             <w:r>
               <w:t xml:space="preserve">42856</w:t>
@@ -3561,7 +3790,6 @@
           <w:p>
             <w:pPr>
               <w:pStyle w:val="Compact"/>
-              <w:jc w:val="left"/>
             </w:pPr>
             <w:r>
               <w:t xml:space="preserve">59811</w:t>
@@ -3573,7 +3801,6 @@
           <w:p>
             <w:pPr>
               <w:pStyle w:val="Compact"/>
-              <w:jc w:val="left"/>
             </w:pPr>
             <w:r>
               <w:t xml:space="preserve">42856</w:t>
@@ -3585,7 +3812,6 @@
           <w:p>
             <w:pPr>
               <w:pStyle w:val="Compact"/>
-              <w:jc w:val="left"/>
             </w:pPr>
             <w:r>
               <w:t xml:space="preserve">57188</w:t>
@@ -3597,7 +3823,6 @@
           <w:p>
             <w:pPr>
               <w:pStyle w:val="Compact"/>
-              <w:jc w:val="left"/>
             </w:pPr>
             <w:r>
               <w:t xml:space="preserve">39418</w:t>
@@ -3609,7 +3834,6 @@
           <w:p>
             <w:pPr>
               <w:pStyle w:val="Compact"/>
-              <w:jc w:val="left"/>
             </w:pPr>
             <w:r>
               <w:t xml:space="preserve">59321</w:t>
@@ -3621,7 +3845,6 @@
           <w:p>
             <w:pPr>
               <w:pStyle w:val="Compact"/>
-              <w:jc w:val="left"/>
             </w:pPr>
             <w:r>
               <w:t xml:space="preserve">42257</w:t>
@@ -3633,7 +3856,6 @@
           <w:p>
             <w:pPr>
               <w:pStyle w:val="Compact"/>
-              <w:jc w:val="left"/>
             </w:pPr>
             <w:r>
               <w:t xml:space="preserve">56943</w:t>
@@ -3645,7 +3867,6 @@
           <w:p>
             <w:pPr>
               <w:pStyle w:val="Compact"/>
-              <w:jc w:val="left"/>
             </w:pPr>
             <w:r>
               <w:t xml:space="preserve">39316</w:t>
@@ -3657,7 +3878,6 @@
           <w:p>
             <w:pPr>
               <w:pStyle w:val="Compact"/>
-              <w:jc w:val="left"/>
             </w:pPr>
             <w:r>
               <w:t xml:space="preserve">56943</w:t>
@@ -3669,7 +3889,6 @@
           <w:p>
             <w:pPr>
               <w:pStyle w:val="Compact"/>
-              <w:jc w:val="left"/>
             </w:pPr>
             <w:r>
               <w:t xml:space="preserve">39316</w:t>
@@ -3681,7 +3900,6 @@
           <w:p>
             <w:pPr>
               <w:pStyle w:val="Compact"/>
-              <w:jc w:val="left"/>
             </w:pPr>
             <w:r>
               <w:t xml:space="preserve">56943</w:t>
@@ -3693,7 +3911,28 @@
           <w:p>
             <w:pPr>
               <w:pStyle w:val="Compact"/>
-              <w:jc w:val="left"/>
+            </w:pPr>
+            <w:r>
+              <w:t xml:space="preserve">39316</w:t>
+            </w:r>
+          </w:p>
+        </w:tc>
+        <w:tc>
+          <w:tcPr/>
+          <w:p>
+            <w:pPr>
+              <w:pStyle w:val="Compact"/>
+            </w:pPr>
+            <w:r>
+              <w:t xml:space="preserve">56943</w:t>
+            </w:r>
+          </w:p>
+        </w:tc>
+        <w:tc>
+          <w:tcPr/>
+          <w:p>
+            <w:pPr>
+              <w:pStyle w:val="Compact"/>
             </w:pPr>
             <w:r>
               <w:t xml:space="preserve">39316</w:t>
@@ -3707,7 +3946,6 @@
           <w:p>
             <w:pPr>
               <w:pStyle w:val="Compact"/>
-              <w:jc w:val="left"/>
             </w:pPr>
             <w:r>
               <w:t xml:space="preserve">R2</w:t>
@@ -3719,7 +3957,6 @@
           <w:p>
             <w:pPr>
               <w:pStyle w:val="Compact"/>
-              <w:jc w:val="left"/>
             </w:pPr>
             <w:r>
               <w:t xml:space="preserve">0.526</w:t>
@@ -3731,7 +3968,6 @@
           <w:p>
             <w:pPr>
               <w:pStyle w:val="Compact"/>
-              <w:jc w:val="left"/>
             </w:pPr>
             <w:r>
               <w:t xml:space="preserve">0.579</w:t>
@@ -3743,7 +3979,6 @@
           <w:p>
             <w:pPr>
               <w:pStyle w:val="Compact"/>
-              <w:jc w:val="left"/>
             </w:pPr>
             <w:r>
               <w:t xml:space="preserve">0.536</w:t>
@@ -3755,7 +3990,6 @@
           <w:p>
             <w:pPr>
               <w:pStyle w:val="Compact"/>
-              <w:jc w:val="left"/>
             </w:pPr>
             <w:r>
               <w:t xml:space="preserve">0.584</w:t>
@@ -3767,7 +4001,6 @@
           <w:p>
             <w:pPr>
               <w:pStyle w:val="Compact"/>
-              <w:jc w:val="left"/>
             </w:pPr>
             <w:r>
               <w:t xml:space="preserve">0.539</w:t>
@@ -3779,7 +4012,6 @@
           <w:p>
             <w:pPr>
               <w:pStyle w:val="Compact"/>
-              <w:jc w:val="left"/>
             </w:pPr>
             <w:r>
               <w:t xml:space="preserve">0.587</w:t>
@@ -3791,7 +4023,6 @@
           <w:p>
             <w:pPr>
               <w:pStyle w:val="Compact"/>
-              <w:jc w:val="left"/>
             </w:pPr>
             <w:r>
               <w:t xml:space="preserve">0.540</w:t>
@@ -3803,7 +4034,6 @@
           <w:p>
             <w:pPr>
               <w:pStyle w:val="Compact"/>
-              <w:jc w:val="left"/>
             </w:pPr>
             <w:r>
               <w:t xml:space="preserve">0.598</w:t>
@@ -3815,7 +4045,6 @@
           <w:p>
             <w:pPr>
               <w:pStyle w:val="Compact"/>
-              <w:jc w:val="left"/>
             </w:pPr>
             <w:r>
               <w:t xml:space="preserve">0.541</w:t>
@@ -3827,7 +4056,6 @@
           <w:p>
             <w:pPr>
               <w:pStyle w:val="Compact"/>
-              <w:jc w:val="left"/>
             </w:pPr>
             <w:r>
               <w:t xml:space="preserve">0.596</w:t>
@@ -3839,7 +4067,6 @@
           <w:p>
             <w:pPr>
               <w:pStyle w:val="Compact"/>
-              <w:jc w:val="left"/>
             </w:pPr>
             <w:r>
               <w:t xml:space="preserve">0.539</w:t>
@@ -3851,7 +4078,6 @@
           <w:p>
             <w:pPr>
               <w:pStyle w:val="Compact"/>
-              <w:jc w:val="left"/>
             </w:pPr>
             <w:r>
               <w:t xml:space="preserve">0.596</w:t>
@@ -3863,7 +4089,28 @@
           <w:p>
             <w:pPr>
               <w:pStyle w:val="Compact"/>
-              <w:jc w:val="left"/>
+            </w:pPr>
+            <w:r>
+              <w:t xml:space="preserve">0.534</w:t>
+            </w:r>
+          </w:p>
+        </w:tc>
+        <w:tc>
+          <w:tcPr/>
+          <w:p>
+            <w:pPr>
+              <w:pStyle w:val="Compact"/>
+            </w:pPr>
+            <w:r>
+              <w:t xml:space="preserve">0.591</w:t>
+            </w:r>
+          </w:p>
+        </w:tc>
+        <w:tc>
+          <w:tcPr/>
+          <w:p>
+            <w:pPr>
+              <w:pStyle w:val="Compact"/>
             </w:pPr>
             <w:r>
               <w:t xml:space="preserve">0.541</w:t>
@@ -3875,7 +4122,6 @@
           <w:p>
             <w:pPr>
               <w:pStyle w:val="Compact"/>
-              <w:jc w:val="left"/>
             </w:pPr>
             <w:r>
               <w:t xml:space="preserve">0.596</w:t>
@@ -3889,7 +4135,6 @@
           <w:p>
             <w:pPr>
               <w:pStyle w:val="Compact"/>
-              <w:jc w:val="left"/>
             </w:pPr>
             <w:r>
               <w:t xml:space="preserve">AIC</w:t>
@@ -3901,7 +4146,6 @@
           <w:p>
             <w:pPr>
               <w:pStyle w:val="Compact"/>
-              <w:jc w:val="left"/>
             </w:pPr>
             <w:r>
               <w:t xml:space="preserve">30943.1</w:t>
@@ -3913,7 +4157,6 @@
           <w:p>
             <w:pPr>
               <w:pStyle w:val="Compact"/>
-              <w:jc w:val="left"/>
             </w:pPr>
             <w:r>
               <w:t xml:space="preserve">23685.7</w:t>
@@ -3925,7 +4168,6 @@
           <w:p>
             <w:pPr>
               <w:pStyle w:val="Compact"/>
-              <w:jc w:val="left"/>
             </w:pPr>
             <w:r>
               <w:t xml:space="preserve">34218.4</w:t>
@@ -3937,7 +4179,6 @@
           <w:p>
             <w:pPr>
               <w:pStyle w:val="Compact"/>
-              <w:jc w:val="left"/>
             </w:pPr>
             <w:r>
               <w:t xml:space="preserve">23046.9</w:t>
@@ -3949,7 +4190,6 @@
           <w:p>
             <w:pPr>
               <w:pStyle w:val="Compact"/>
-              <w:jc w:val="left"/>
             </w:pPr>
             <w:r>
               <w:t xml:space="preserve">34988.8</w:t>
@@ -3961,7 +4201,6 @@
           <w:p>
             <w:pPr>
               <w:pStyle w:val="Compact"/>
-              <w:jc w:val="left"/>
             </w:pPr>
             <w:r>
               <w:t xml:space="preserve">21721.6</w:t>
@@ -3973,7 +4212,6 @@
           <w:p>
             <w:pPr>
               <w:pStyle w:val="Compact"/>
-              <w:jc w:val="left"/>
             </w:pPr>
             <w:r>
               <w:t xml:space="preserve">32503.4</w:t>
@@ -3985,7 +4223,6 @@
           <w:p>
             <w:pPr>
               <w:pStyle w:val="Compact"/>
-              <w:jc w:val="left"/>
             </w:pPr>
             <w:r>
               <w:t xml:space="preserve">21665.7</w:t>
@@ -3997,7 +4234,6 @@
           <w:p>
             <w:pPr>
               <w:pStyle w:val="Compact"/>
-              <w:jc w:val="left"/>
             </w:pPr>
             <w:r>
               <w:t xml:space="preserve">33280.8</w:t>
@@ -4009,7 +4245,6 @@
           <w:p>
             <w:pPr>
               <w:pStyle w:val="Compact"/>
-              <w:jc w:val="left"/>
             </w:pPr>
             <w:r>
               <w:t xml:space="preserve">20993.0</w:t>
@@ -4021,7 +4256,6 @@
           <w:p>
             <w:pPr>
               <w:pStyle w:val="Compact"/>
-              <w:jc w:val="left"/>
             </w:pPr>
             <w:r>
               <w:t xml:space="preserve">32959.4</w:t>
@@ -4033,7 +4267,6 @@
           <w:p>
             <w:pPr>
               <w:pStyle w:val="Compact"/>
-              <w:jc w:val="left"/>
             </w:pPr>
             <w:r>
               <w:t xml:space="preserve">21013.3</w:t>
@@ -4045,7 +4278,28 @@
           <w:p>
             <w:pPr>
               <w:pStyle w:val="Compact"/>
-              <w:jc w:val="left"/>
+            </w:pPr>
+            <w:r>
+              <w:t xml:space="preserve">30156.0</w:t>
+            </w:r>
+          </w:p>
+        </w:tc>
+        <w:tc>
+          <w:tcPr/>
+          <w:p>
+            <w:pPr>
+              <w:pStyle w:val="Compact"/>
+            </w:pPr>
+            <w:r>
+              <w:t xml:space="preserve">21410.7</w:t>
+            </w:r>
+          </w:p>
+        </w:tc>
+        <w:tc>
+          <w:tcPr/>
+          <w:p>
+            <w:pPr>
+              <w:pStyle w:val="Compact"/>
             </w:pPr>
             <w:r>
               <w:t xml:space="preserve">33176.3</w:t>
@@ -4057,7 +4311,6 @@
           <w:p>
             <w:pPr>
               <w:pStyle w:val="Compact"/>
-              <w:jc w:val="left"/>
             </w:pPr>
             <w:r>
               <w:t xml:space="preserve">21013.4</w:t>
@@ -4071,7 +4324,6 @@
           <w:p>
             <w:pPr>
               <w:pStyle w:val="Compact"/>
-              <w:jc w:val="left"/>
             </w:pPr>
             <w:r>
               <w:t xml:space="preserve">BIC</w:t>
@@ -4083,7 +4335,6 @@
           <w:p>
             <w:pPr>
               <w:pStyle w:val="Compact"/>
-              <w:jc w:val="left"/>
             </w:pPr>
             <w:r>
               <w:t xml:space="preserve">31109.2</w:t>
@@ -4095,7 +4346,6 @@
           <w:p>
             <w:pPr>
               <w:pStyle w:val="Compact"/>
-              <w:jc w:val="left"/>
             </w:pPr>
             <w:r>
               <w:t xml:space="preserve">23831.9</w:t>
@@ -4107,7 +4357,6 @@
           <w:p>
             <w:pPr>
               <w:pStyle w:val="Compact"/>
-              <w:jc w:val="left"/>
             </w:pPr>
             <w:r>
               <w:t xml:space="preserve">34686.4</w:t>
@@ -4119,7 +4368,6 @@
           <w:p>
             <w:pPr>
               <w:pStyle w:val="Compact"/>
-              <w:jc w:val="left"/>
             </w:pPr>
             <w:r>
               <w:t xml:space="preserve">23539.5</w:t>
@@ -4131,7 +4379,6 @@
           <w:p>
             <w:pPr>
               <w:pStyle w:val="Compact"/>
-              <w:jc w:val="left"/>
             </w:pPr>
             <w:r>
               <w:t xml:space="preserve">35579.8</w:t>
@@ -4143,7 +4390,6 @@
           <w:p>
             <w:pPr>
               <w:pStyle w:val="Compact"/>
-              <w:jc w:val="left"/>
             </w:pPr>
             <w:r>
               <w:t xml:space="preserve">22275.0</w:t>
@@ -4155,7 +4401,6 @@
           <w:p>
             <w:pPr>
               <w:pStyle w:val="Compact"/>
-              <w:jc w:val="left"/>
             </w:pPr>
             <w:r>
               <w:t xml:space="preserve">33005.4</w:t>
@@ -4167,7 +4412,6 @@
           <w:p>
             <w:pPr>
               <w:pStyle w:val="Compact"/>
-              <w:jc w:val="left"/>
             </w:pPr>
             <w:r>
               <w:t xml:space="preserve">22187.2</w:t>
@@ -4179,7 +4423,6 @@
           <w:p>
             <w:pPr>
               <w:pStyle w:val="Compact"/>
-              <w:jc w:val="left"/>
             </w:pPr>
             <w:r>
               <w:t xml:space="preserve">33817.7</w:t>
@@ -4191,7 +4434,6 @@
           <w:p>
             <w:pPr>
               <w:pStyle w:val="Compact"/>
-              <w:jc w:val="left"/>
             </w:pPr>
             <w:r>
               <w:t xml:space="preserve">21497.3</w:t>
@@ -4203,7 +4445,6 @@
           <w:p>
             <w:pPr>
               <w:pStyle w:val="Compact"/>
-              <w:jc w:val="left"/>
             </w:pPr>
             <w:r>
               <w:t xml:space="preserve">33483.5</w:t>
@@ -4215,7 +4456,6 @@
           <w:p>
             <w:pPr>
               <w:pStyle w:val="Compact"/>
-              <w:jc w:val="left"/>
             </w:pPr>
             <w:r>
               <w:t xml:space="preserve">21527.8</w:t>
@@ -4227,7 +4467,28 @@
           <w:p>
             <w:pPr>
               <w:pStyle w:val="Compact"/>
-              <w:jc w:val="left"/>
+            </w:pPr>
+            <w:r>
+              <w:t xml:space="preserve">30400.2</w:t>
+            </w:r>
+          </w:p>
+        </w:tc>
+        <w:tc>
+          <w:tcPr/>
+          <w:p>
+            <w:pPr>
+              <w:pStyle w:val="Compact"/>
+            </w:pPr>
+            <w:r>
+              <w:t xml:space="preserve">21628.6</w:t>
+            </w:r>
+          </w:p>
+        </w:tc>
+        <w:tc>
+          <w:tcPr/>
+          <w:p>
+            <w:pPr>
+              <w:pStyle w:val="Compact"/>
             </w:pPr>
             <w:r>
               <w:t xml:space="preserve">33779.1</w:t>
@@ -4239,7 +4500,6 @@
           <w:p>
             <w:pPr>
               <w:pStyle w:val="Compact"/>
-              <w:jc w:val="left"/>
             </w:pPr>
             <w:r>
               <w:t xml:space="preserve">21528.4</w:t>
@@ -4253,7 +4513,6 @@
           <w:p>
             <w:pPr>
               <w:pStyle w:val="Compact"/>
-              <w:jc w:val="left"/>
             </w:pPr>
             <w:r>
               <w:t xml:space="preserve">RMSE</w:t>
@@ -4265,7 +4524,6 @@
           <w:p>
             <w:pPr>
               <w:pStyle w:val="Compact"/>
-              <w:jc w:val="left"/>
             </w:pPr>
             <w:r>
               <w:t xml:space="preserve">0.26</w:t>
@@ -4277,7 +4535,6 @@
           <w:p>
             <w:pPr>
               <w:pStyle w:val="Compact"/>
-              <w:jc w:val="left"/>
             </w:pPr>
             <w:r>
               <w:t xml:space="preserve">0.28</w:t>
@@ -4289,7 +4546,6 @@
           <w:p>
             <w:pPr>
               <w:pStyle w:val="Compact"/>
-              <w:jc w:val="left"/>
             </w:pPr>
             <w:r>
               <w:t xml:space="preserve">0.26</w:t>
@@ -4301,7 +4557,6 @@
           <w:p>
             <w:pPr>
               <w:pStyle w:val="Compact"/>
-              <w:jc w:val="left"/>
             </w:pPr>
             <w:r>
               <w:t xml:space="preserve">0.28</w:t>
@@ -4313,7 +4568,6 @@
           <w:p>
             <w:pPr>
               <w:pStyle w:val="Compact"/>
-              <w:jc w:val="left"/>
             </w:pPr>
             <w:r>
               <w:t xml:space="preserve">0.26</w:t>
@@ -4325,7 +4579,6 @@
           <w:p>
             <w:pPr>
               <w:pStyle w:val="Compact"/>
-              <w:jc w:val="left"/>
             </w:pPr>
             <w:r>
               <w:t xml:space="preserve">0.29</w:t>
@@ -4337,7 +4590,6 @@
           <w:p>
             <w:pPr>
               <w:pStyle w:val="Compact"/>
-              <w:jc w:val="left"/>
             </w:pPr>
             <w:r>
               <w:t xml:space="preserve">0.26</w:t>
@@ -4349,7 +4601,6 @@
           <w:p>
             <w:pPr>
               <w:pStyle w:val="Compact"/>
-              <w:jc w:val="left"/>
             </w:pPr>
             <w:r>
               <w:t xml:space="preserve">0.28</w:t>
@@ -4361,7 +4612,6 @@
           <w:p>
             <w:pPr>
               <w:pStyle w:val="Compact"/>
-              <w:jc w:val="left"/>
             </w:pPr>
             <w:r>
               <w:t xml:space="preserve">0.26</w:t>
@@ -4373,7 +4623,6 @@
           <w:p>
             <w:pPr>
               <w:pStyle w:val="Compact"/>
-              <w:jc w:val="left"/>
             </w:pPr>
             <w:r>
               <w:t xml:space="preserve">0.28</w:t>
@@ -4385,7 +4634,6 @@
           <w:p>
             <w:pPr>
               <w:pStyle w:val="Compact"/>
-              <w:jc w:val="left"/>
             </w:pPr>
             <w:r>
               <w:t xml:space="preserve">0.26</w:t>
@@ -4397,7 +4645,6 @@
           <w:p>
             <w:pPr>
               <w:pStyle w:val="Compact"/>
-              <w:jc w:val="left"/>
             </w:pPr>
             <w:r>
               <w:t xml:space="preserve">0.28</w:t>
@@ -4409,7 +4656,6 @@
           <w:p>
             <w:pPr>
               <w:pStyle w:val="Compact"/>
-              <w:jc w:val="left"/>
             </w:pPr>
             <w:r>
               <w:t xml:space="preserve">0.26</w:t>
@@ -4421,7 +4667,28 @@
           <w:p>
             <w:pPr>
               <w:pStyle w:val="Compact"/>
-              <w:jc w:val="left"/>
+            </w:pPr>
+            <w:r>
+              <w:t xml:space="preserve">0.28</w:t>
+            </w:r>
+          </w:p>
+        </w:tc>
+        <w:tc>
+          <w:tcPr/>
+          <w:p>
+            <w:pPr>
+              <w:pStyle w:val="Compact"/>
+            </w:pPr>
+            <w:r>
+              <w:t xml:space="preserve">0.26</w:t>
+            </w:r>
+          </w:p>
+        </w:tc>
+        <w:tc>
+          <w:tcPr/>
+          <w:p>
+            <w:pPr>
+              <w:pStyle w:val="Compact"/>
             </w:pPr>
             <w:r>
               <w:t xml:space="preserve">0.28</w:t>
@@ -4624,7 +4891,7 @@
   </w:style>
   <w:style w:styleId="Subtitle" w:type="paragraph">
     <w:name w:val="Subtitle"/>
-    <w:basedOn w:val="Normal"/>
+    <w:basedOn w:val="Title"/>
     <w:next w:val="BodyText"/>
     <w:link w:val="SubtitleChar"/>
     <w:uiPriority w:val="11"/>
@@ -4637,7 +4904,6 @@
     </w:pPr>
     <w:rPr>
       <w:rFonts w:cstheme="majorBidi" w:eastAsiaTheme="majorEastAsia"/>
-      <w:color w:themeColor="text1" w:themeTint="A6" w:val="595959"/>
       <w:spacing w:val="15"/>
       <w:sz w:val="28"/>
       <w:szCs w:val="28"/>
@@ -4690,7 +4956,6 @@
     </w:pPr>
     <w:rPr>
       <w:b/>
-      <w:color w:val="345A8A"/>
       <w:sz w:val="20"/>
       <w:szCs w:val="20"/>
     </w:rPr>
